--- a/DIY_Alkalinity_Monitor_Build_Guide.docx
+++ b/DIY_Alkalinity_Monitor_Build_Guide.docx
@@ -8629,7 +8629,7 @@
           <w:sz w:val="18"/>
           <w:szCs w:val="18"/>
         </w:rPr>
-        <w:t xml:space="preserve">Telegraham Tested  •  DIY Ratiometric Alkalinity Monitor v2.1</w:t>
+        <w:t xml:space="preserve">Telegraham Tested  •  DIY Ratiometric Alkalinity Monitor v2.1  •  CC0 1.0 — No rights reserved</w:t>
       </w:r>
     </w:p>
     <w:sectPr>

--- a/DIY_Alkalinity_Monitor_Build_Guide.docx
+++ b/DIY_Alkalinity_Monitor_Build_Guide.docx
@@ -2071,7 +2071,7 @@
                 <w:sz w:val="20"/>
                 <w:szCs w:val="20"/>
               </w:rPr>
-              <w:t xml:space="preserve">Must run in both directions. Kamoer FX-STP or similar. Draws from reference reservoir and returns water to it. This is the only pump that needs to reverse.</w:t>
+              <w:t xml:space="preserve">Must run in both directions. Kamoer FX-STP or similar. Draws from and returns water to the reference reservoir.</w:t>
             </w:r>
           </w:p>
         </w:tc>
@@ -2163,7 +2163,7 @@
                 <w:sz w:val="20"/>
                 <w:szCs w:val="20"/>
               </w:rPr>
-              <w:t xml:space="preserve">Peristaltic dosing pump, 12V (Pump B)</w:t>
+              <w:t xml:space="preserve">Reversible peristaltic pump, 12V (Pump B)</w:t>
             </w:r>
           </w:p>
         </w:tc>
@@ -2193,7 +2193,7 @@
                 <w:sz w:val="20"/>
                 <w:szCs w:val="20"/>
               </w:rPr>
-              <w:t xml:space="preserve">Standard direction only. Kamoer, Jebao, or BRS model. Draws fresh water from your tank sump.</w:t>
+              <w:t xml:space="preserve">Must run in both directions, same as Pump A. Draws tank water in and returns it to the sump after measurement. Kamoer FX-STP or similar.</w:t>
             </w:r>
           </w:p>
         </w:tc>
@@ -2223,7 +2223,7 @@
                 <w:sz w:val="18"/>
                 <w:szCs w:val="18"/>
               </w:rPr>
-              <w:t xml:space="preserve">$25–$40</w:t>
+              <w:t xml:space="preserve">$35–$60</w:t>
             </w:r>
           </w:p>
         </w:tc>
@@ -2285,7 +2285,7 @@
                 <w:sz w:val="20"/>
                 <w:szCs w:val="20"/>
               </w:rPr>
-              <w:t xml:space="preserve">Peristaltic or diaphragm drain pump, 12V (Pump C)</w:t>
+              <w:t xml:space="preserve">Micro diaphragm air pump</w:t>
             </w:r>
           </w:p>
         </w:tc>
@@ -2315,7 +2315,7 @@
                 <w:sz w:val="20"/>
                 <w:szCs w:val="20"/>
               </w:rPr>
-              <w:t xml:space="preserve">Higher flow rate preferred for fast draining. Empties the measurement chamber to waste.</w:t>
+              <w:t xml:space="preserve">5V or 12V. Produces fine bubbles. Tetra Whisper or small aquarium air pump.</w:t>
             </w:r>
           </w:p>
         </w:tc>
@@ -2345,7 +2345,7 @@
                 <w:sz w:val="18"/>
                 <w:szCs w:val="18"/>
               </w:rPr>
-              <w:t xml:space="preserve">$20–$35</w:t>
+              <w:t xml:space="preserve">$10</w:t>
             </w:r>
           </w:p>
         </w:tc>
@@ -2407,7 +2407,7 @@
                 <w:sz w:val="20"/>
                 <w:szCs w:val="20"/>
               </w:rPr>
-              <w:t xml:space="preserve">Micro diaphragm air pump</w:t>
+              <w:t xml:space="preserve">Ceramic fine-bubble airstone</w:t>
             </w:r>
           </w:p>
         </w:tc>
@@ -2437,7 +2437,7 @@
                 <w:sz w:val="20"/>
                 <w:szCs w:val="20"/>
               </w:rPr>
-              <w:t xml:space="preserve">5V or 12V. Produces fine bubbles. Tetra Whisper or small aquarium air pump.</w:t>
+              <w:t xml:space="preserve">Small, to fit inside reaction chamber. Pre-soak in RO water before first use.</w:t>
             </w:r>
           </w:p>
         </w:tc>
@@ -2467,7 +2467,7 @@
                 <w:sz w:val="18"/>
                 <w:szCs w:val="18"/>
               </w:rPr>
-              <w:t xml:space="preserve">$10</w:t>
+              <w:t xml:space="preserve">$3</w:t>
             </w:r>
           </w:p>
         </w:tc>
@@ -2499,7 +2499,7 @@
                 <w:sz w:val="18"/>
                 <w:szCs w:val="18"/>
               </w:rPr>
-              <w:t xml:space="preserve">1</w:t>
+              <w:t xml:space="preserve">2 m</w:t>
             </w:r>
           </w:p>
         </w:tc>
@@ -2529,7 +2529,7 @@
                 <w:sz w:val="20"/>
                 <w:szCs w:val="20"/>
               </w:rPr>
-              <w:t xml:space="preserve">Ceramic fine-bubble airstone</w:t>
+              <w:t xml:space="preserve">Silicone tubing, 3 mm ID</w:t>
             </w:r>
           </w:p>
         </w:tc>
@@ -2559,7 +2559,7 @@
                 <w:sz w:val="20"/>
                 <w:szCs w:val="20"/>
               </w:rPr>
-              <w:t xml:space="preserve">Small, to fit inside reaction chamber. Pre-soak in RO water before first use.</w:t>
+              <w:t xml:space="preserve">Food-safe, peristaltic-pump compatible. Buy extra for testing.</w:t>
             </w:r>
           </w:p>
         </w:tc>
@@ -2589,7 +2589,7 @@
                 <w:sz w:val="18"/>
                 <w:szCs w:val="18"/>
               </w:rPr>
-              <w:t xml:space="preserve">$3</w:t>
+              <w:t xml:space="preserve">$8</w:t>
             </w:r>
           </w:p>
         </w:tc>
@@ -2621,7 +2621,7 @@
                 <w:sz w:val="18"/>
                 <w:szCs w:val="18"/>
               </w:rPr>
-              <w:t xml:space="preserve">2 m</w:t>
+              <w:t xml:space="preserve">4</w:t>
             </w:r>
           </w:p>
         </w:tc>
@@ -2651,7 +2651,7 @@
                 <w:sz w:val="20"/>
                 <w:szCs w:val="20"/>
               </w:rPr>
-              <w:t xml:space="preserve">Silicone tubing, 3 mm ID</w:t>
+              <w:t xml:space="preserve">Barbed fittings and check valves</w:t>
             </w:r>
           </w:p>
         </w:tc>
@@ -2681,7 +2681,7 @@
                 <w:sz w:val="20"/>
                 <w:szCs w:val="20"/>
               </w:rPr>
-              <w:t xml:space="preserve">Food-safe, peristaltic-pump compatible. Buy extra for testing.</w:t>
+              <w:t xml:space="preserve">Prevents back-siphoning. Critical if your sump is above the reaction chamber.</w:t>
             </w:r>
           </w:p>
         </w:tc>
@@ -2695,128 +2695,6 @@
               <w:right w:val="single" w:color="CCCCCC" w:sz="1"/>
             </w:tcBorders>
             <w:shd w:fill="F5F5F5" w:val="clear"/>
-            <w:tcMar>
-              <w:top w:type="dxa" w:w="60"/>
-              <w:left w:type="dxa" w:w="120"/>
-              <w:bottom w:type="dxa" w:w="60"/>
-              <w:right w:type="dxa" w:w="120"/>
-            </w:tcMar>
-          </w:tcPr>
-          <w:p>
-            <w:r>
-              <w:rPr>
-                <w:rFonts w:ascii="Arial" w:cs="Arial" w:eastAsia="Arial" w:hAnsi="Arial"/>
-                <w:b w:val="false"/>
-                <w:bCs w:val="false"/>
-                <w:sz w:val="18"/>
-                <w:szCs w:val="18"/>
-              </w:rPr>
-              <w:t xml:space="preserve">$8</w:t>
-            </w:r>
-          </w:p>
-        </w:tc>
-      </w:tr>
-      <w:tr>
-        <w:tc>
-          <w:tcPr>
-            <w:tcW w:type="dxa" w:w="700"/>
-            <w:tcBorders>
-              <w:top w:val="single" w:color="CCCCCC" w:sz="1"/>
-              <w:left w:val="single" w:color="CCCCCC" w:sz="1"/>
-              <w:bottom w:val="single" w:color="CCCCCC" w:sz="1"/>
-              <w:right w:val="single" w:color="CCCCCC" w:sz="1"/>
-            </w:tcBorders>
-            <w:shd w:fill="FFFFFF" w:val="clear"/>
-            <w:tcMar>
-              <w:top w:type="dxa" w:w="60"/>
-              <w:left w:type="dxa" w:w="120"/>
-              <w:bottom w:type="dxa" w:w="60"/>
-              <w:right w:type="dxa" w:w="120"/>
-            </w:tcMar>
-          </w:tcPr>
-          <w:p>
-            <w:r>
-              <w:rPr>
-                <w:rFonts w:ascii="Arial" w:cs="Arial" w:eastAsia="Arial" w:hAnsi="Arial"/>
-                <w:b w:val="false"/>
-                <w:bCs w:val="false"/>
-                <w:sz w:val="18"/>
-                <w:szCs w:val="18"/>
-              </w:rPr>
-              <w:t xml:space="preserve">4</w:t>
-            </w:r>
-          </w:p>
-        </w:tc>
-        <w:tc>
-          <w:tcPr>
-            <w:tcW w:type="dxa" w:w="2800"/>
-            <w:tcBorders>
-              <w:top w:val="single" w:color="CCCCCC" w:sz="1"/>
-              <w:left w:val="single" w:color="CCCCCC" w:sz="1"/>
-              <w:bottom w:val="single" w:color="CCCCCC" w:sz="1"/>
-              <w:right w:val="single" w:color="CCCCCC" w:sz="1"/>
-            </w:tcBorders>
-            <w:shd w:fill="FFFFFF" w:val="clear"/>
-            <w:tcMar>
-              <w:top w:type="dxa" w:w="60"/>
-              <w:left w:type="dxa" w:w="120"/>
-              <w:bottom w:type="dxa" w:w="60"/>
-              <w:right w:type="dxa" w:w="120"/>
-            </w:tcMar>
-          </w:tcPr>
-          <w:p>
-            <w:r>
-              <w:rPr>
-                <w:rFonts w:ascii="Arial" w:cs="Arial" w:eastAsia="Arial" w:hAnsi="Arial"/>
-                <w:b/>
-                <w:bCs/>
-                <w:sz w:val="20"/>
-                <w:szCs w:val="20"/>
-              </w:rPr>
-              <w:t xml:space="preserve">Barbed fittings and check valves</w:t>
-            </w:r>
-          </w:p>
-        </w:tc>
-        <w:tc>
-          <w:tcPr>
-            <w:tcW w:type="dxa" w:w="3500"/>
-            <w:tcBorders>
-              <w:top w:val="single" w:color="CCCCCC" w:sz="1"/>
-              <w:left w:val="single" w:color="CCCCCC" w:sz="1"/>
-              <w:bottom w:val="single" w:color="CCCCCC" w:sz="1"/>
-              <w:right w:val="single" w:color="CCCCCC" w:sz="1"/>
-            </w:tcBorders>
-            <w:shd w:fill="FFFFFF" w:val="clear"/>
-            <w:tcMar>
-              <w:top w:type="dxa" w:w="60"/>
-              <w:left w:type="dxa" w:w="120"/>
-              <w:bottom w:type="dxa" w:w="60"/>
-              <w:right w:type="dxa" w:w="120"/>
-            </w:tcMar>
-          </w:tcPr>
-          <w:p>
-            <w:r>
-              <w:rPr>
-                <w:rFonts w:ascii="Arial" w:cs="Arial" w:eastAsia="Arial" w:hAnsi="Arial"/>
-                <w:b w:val="false"/>
-                <w:bCs w:val="false"/>
-                <w:sz w:val="20"/>
-                <w:szCs w:val="20"/>
-              </w:rPr>
-              <w:t xml:space="preserve">Prevents back-siphoning. Critical if your sump is above the reaction chamber.</w:t>
-            </w:r>
-          </w:p>
-        </w:tc>
-        <w:tc>
-          <w:tcPr>
-            <w:tcW w:type="dxa" w:w="2360"/>
-            <w:tcBorders>
-              <w:top w:val="single" w:color="CCCCCC" w:sz="1"/>
-              <w:left w:val="single" w:color="CCCCCC" w:sz="1"/>
-              <w:bottom w:val="single" w:color="CCCCCC" w:sz="1"/>
-              <w:right w:val="single" w:color="CCCCCC" w:sz="1"/>
-            </w:tcBorders>
-            <w:shd w:fill="FFFFFF" w:val="clear"/>
             <w:tcMar>
               <w:top w:type="dxa" w:w="60"/>
               <w:left w:type="dxa" w:w="120"/>
@@ -3761,7 +3639,7 @@
           <w:sz w:val="26"/>
           <w:szCs w:val="26"/>
         </w:rPr>
-        <w:t xml:space="preserve">Estimated Total:  $351 – $536</w:t>
+        <w:t xml:space="preserve">Estimated Total:  $360 – $548</w:t>
       </w:r>
     </w:p>
     <w:p>
@@ -4338,7 +4216,7 @@
                 <w:sz w:val="20"/>
                 <w:szCs w:val="20"/>
               </w:rPr>
-              <w:t xml:space="preserve">Pump B (tank fill)</w:t>
+              <w:t xml:space="preserve">Pump B Forward (tank fill)</w:t>
             </w:r>
           </w:p>
         </w:tc>
@@ -4430,7 +4308,7 @@
                 <w:sz w:val="20"/>
                 <w:szCs w:val="20"/>
               </w:rPr>
-              <w:t xml:space="preserve">Pump C (waste drain)</w:t>
+              <w:t xml:space="preserve">Pump B Reverse (tank return)</w:t>
             </w:r>
           </w:p>
         </w:tc>

--- a/DIY_Alkalinity_Monitor_Build_Guide.docx
+++ b/DIY_Alkalinity_Monitor_Build_Guide.docx
@@ -54,7 +54,7 @@
           <w:sz w:val="22"/>
           <w:szCs w:val="22"/>
         </w:rPr>
-        <w:t xml:space="preserve">Telegraham Tested   •   Firmware v2.1</w:t>
+        <w:t xml:space="preserve">TelegrahamTested   •   Firmware v2.1</w:t>
       </w:r>
     </w:p>
     <w:p>
@@ -8507,7 +8507,7 @@
           <w:sz w:val="18"/>
           <w:szCs w:val="18"/>
         </w:rPr>
-        <w:t xml:space="preserve">Telegraham Tested  •  DIY Ratiometric Alkalinity Monitor v2.1  •  CC0 1.0 — No rights reserved</w:t>
+        <w:t xml:space="preserve">TelegrahamTested  •  DIY Ratiometric Alkalinity Monitor v2.1  •  CC BY-NC-SA 4.0</w:t>
       </w:r>
     </w:p>
     <w:sectPr>
@@ -8582,7 +8582,7 @@
         <w:sz w:val="18"/>
         <w:szCs w:val="18"/>
       </w:rPr>
-      <w:t xml:space="preserve">Build Guide v2.1</w:t>
+      <w:t xml:space="preserve">Build Guide v2.2</w:t>
     </w:r>
     <w:r>
       <w:rPr>
@@ -8669,7 +8669,7 @@
         <w:sz w:val="18"/>
         <w:szCs w:val="18"/>
       </w:rPr>
-      <w:t xml:space="preserve">Telegraham Tested</w:t>
+      <w:t xml:space="preserve">TelegrahamTested</w:t>
     </w:r>
   </w:p>
 </w:hdr>
